--- a/HRCP-KKU-Academic/src/main/resources/templates/docx/doc_7.docx
+++ b/HRCP-KKU-Academic/src/main/resources/templates/docx/doc_7.docx
@@ -91,6 +91,7 @@
         </w:rPr>
         <w:t>{{</w:t>
       </w:r>
+      <w:proofErr w:type="spellStart"/>
       <w:r>
         <w:rPr>
           <w:rFonts w:ascii="TH Sarabun New" w:hAnsi="TH Sarabun New" w:cs="TH Sarabun New"/>
@@ -101,6 +102,7 @@
         </w:rPr>
         <w:t>meeting_no</w:t>
       </w:r>
+      <w:proofErr w:type="spellEnd"/>
       <w:r>
         <w:rPr>
           <w:rFonts w:ascii="TH Sarabun New" w:hAnsi="TH Sarabun New" w:cs="TH Sarabun New"/>
@@ -147,7 +149,18 @@
           <w:szCs w:val="32"/>
           <w:lang w:bidi="th-TH"/>
         </w:rPr>
-        <w:t>{{meet</w:t>
+        <w:t>{{</w:t>
+      </w:r>
+      <w:proofErr w:type="spellStart"/>
+      <w:r>
+        <w:rPr>
+          <w:rFonts w:ascii="TH Sarabun New" w:hAnsi="TH Sarabun New" w:cs="TH Sarabun New"/>
+          <w:color w:val="000000" w:themeColor="text1"/>
+          <w:sz w:val="32"/>
+          <w:szCs w:val="32"/>
+          <w:lang w:bidi="th-TH"/>
+        </w:rPr>
+        <w:t>meet</w:t>
       </w:r>
       <w:r>
         <w:rPr>
@@ -169,6 +182,7 @@
         </w:rPr>
         <w:t>te</w:t>
       </w:r>
+      <w:proofErr w:type="spellEnd"/>
       <w:r>
         <w:rPr>
           <w:rFonts w:ascii="TH Sarabun New" w:hAnsi="TH Sarabun New" w:cs="TH Sarabun New"/>
@@ -259,6 +273,7 @@
         </w:rPr>
         <w:t>{{</w:t>
       </w:r>
+      <w:proofErr w:type="spellStart"/>
       <w:r>
         <w:rPr>
           <w:rFonts w:ascii="TH Sarabun New" w:hAnsi="TH Sarabun New" w:cs="TH Sarabun New"/>
@@ -289,6 +304,7 @@
         </w:rPr>
         <w:t>code</w:t>
       </w:r>
+      <w:proofErr w:type="spellEnd"/>
       <w:r>
         <w:rPr>
           <w:rFonts w:ascii="TH Sarabun New" w:hAnsi="TH Sarabun New" w:cs="TH Sarabun New"/>
@@ -306,6 +322,16 @@
           <w:sz w:val="32"/>
           <w:szCs w:val="32"/>
           <w:shd w:val="clear" w:color="auto" w:fill="FFFFFF"/>
+        </w:rPr>
+        <w:t xml:space="preserve"> </w:t>
+      </w:r>
+      <w:r>
+        <w:rPr>
+          <w:rFonts w:ascii="TH Sarabun New" w:hAnsi="TH Sarabun New" w:cs="TH Sarabun New"/>
+          <w:color w:val="000000" w:themeColor="text1"/>
+          <w:sz w:val="32"/>
+          <w:szCs w:val="32"/>
+          <w:shd w:val="clear" w:color="auto" w:fill="FFFFFF"/>
           <w:cs/>
           <w:lang w:bidi="th-TH"/>
         </w:rPr>
@@ -340,6 +366,7 @@
         </w:rPr>
         <w:t>{{</w:t>
       </w:r>
+      <w:proofErr w:type="spellStart"/>
       <w:r>
         <w:rPr>
           <w:rFonts w:ascii="TH Sarabun New" w:hAnsi="TH Sarabun New" w:cs="TH Sarabun New"/>
@@ -358,8 +385,9 @@
           <w:szCs w:val="32"/>
           <w:shd w:val="clear" w:color="auto" w:fill="FFFFFF"/>
         </w:rPr>
-        <w:t>_name}}</w:t>
-      </w:r>
+        <w:t>_name</w:t>
+      </w:r>
+      <w:proofErr w:type="spellEnd"/>
       <w:r>
         <w:rPr>
           <w:rFonts w:ascii="TH Sarabun New" w:hAnsi="TH Sarabun New" w:cs="TH Sarabun New"/>
@@ -368,6 +396,16 @@
           <w:szCs w:val="32"/>
           <w:shd w:val="clear" w:color="auto" w:fill="FFFFFF"/>
         </w:rPr>
+        <w:t>}}</w:t>
+      </w:r>
+      <w:r>
+        <w:rPr>
+          <w:rFonts w:ascii="TH Sarabun New" w:hAnsi="TH Sarabun New" w:cs="TH Sarabun New"/>
+          <w:color w:val="000000" w:themeColor="text1"/>
+          <w:sz w:val="32"/>
+          <w:szCs w:val="32"/>
+          <w:shd w:val="clear" w:color="auto" w:fill="FFFFFF"/>
+        </w:rPr>
         <w:t> </w:t>
       </w:r>
       <w:r>
@@ -387,17 +425,59 @@
           <w:sz w:val="32"/>
           <w:szCs w:val="32"/>
         </w:rPr>
-        <w:t>{{applicant_title}}</w:t>
-      </w:r>
-      <w:r>
-        <w:rPr>
-          <w:rFonts w:ascii="TH Sarabun New" w:hAnsi="TH Sarabun New" w:cs="TH Sarabun New"/>
-          <w:color w:val="000000" w:themeColor="text1"/>
-          <w:sz w:val="32"/>
-          <w:szCs w:val="32"/>
-          <w:lang w:bidi="th-TH"/>
-        </w:rPr>
-        <w:t>{{applicant_name}}</w:t>
+        <w:t>{{</w:t>
+      </w:r>
+      <w:proofErr w:type="spellStart"/>
+      <w:r>
+        <w:rPr>
+          <w:rFonts w:ascii="TH Sarabun New" w:hAnsi="TH Sarabun New" w:cs="TH Sarabun New"/>
+          <w:color w:val="000000" w:themeColor="text1"/>
+          <w:sz w:val="32"/>
+          <w:szCs w:val="32"/>
+        </w:rPr>
+        <w:t>applicant_title</w:t>
+      </w:r>
+      <w:proofErr w:type="spellEnd"/>
+      <w:r>
+        <w:rPr>
+          <w:rFonts w:ascii="TH Sarabun New" w:hAnsi="TH Sarabun New" w:cs="TH Sarabun New"/>
+          <w:color w:val="000000" w:themeColor="text1"/>
+          <w:sz w:val="32"/>
+          <w:szCs w:val="32"/>
+        </w:rPr>
+        <w:t>}}</w:t>
+      </w:r>
+      <w:r>
+        <w:rPr>
+          <w:rFonts w:ascii="TH Sarabun New" w:hAnsi="TH Sarabun New" w:cs="TH Sarabun New"/>
+          <w:color w:val="000000" w:themeColor="text1"/>
+          <w:sz w:val="32"/>
+          <w:szCs w:val="32"/>
+          <w:lang w:bidi="th-TH"/>
+        </w:rPr>
+        <w:t>{{</w:t>
+      </w:r>
+      <w:proofErr w:type="spellStart"/>
+      <w:r>
+        <w:rPr>
+          <w:rFonts w:ascii="TH Sarabun New" w:hAnsi="TH Sarabun New" w:cs="TH Sarabun New"/>
+          <w:color w:val="000000" w:themeColor="text1"/>
+          <w:sz w:val="32"/>
+          <w:szCs w:val="32"/>
+          <w:lang w:bidi="th-TH"/>
+        </w:rPr>
+        <w:t>applicant_name</w:t>
+      </w:r>
+      <w:proofErr w:type="spellEnd"/>
+      <w:r>
+        <w:rPr>
+          <w:rFonts w:ascii="TH Sarabun New" w:hAnsi="TH Sarabun New" w:cs="TH Sarabun New"/>
+          <w:color w:val="000000" w:themeColor="text1"/>
+          <w:sz w:val="32"/>
+          <w:szCs w:val="32"/>
+          <w:lang w:bidi="th-TH"/>
+        </w:rPr>
+        <w:t>}}</w:t>
       </w:r>
       <w:r>
         <w:rPr>
@@ -1423,17 +1503,17 @@
     <w:lsdException w:name="Unresolved Mention" w:semiHidden="1" w:unhideWhenUsed="1"/>
     <w:lsdException w:name="Smart Link" w:semiHidden="1" w:unhideWhenUsed="1"/>
   </w:latentStyles>
-  <w:style w:type="paragraph" w:default="1" w:styleId="a">
+  <w:style w:type="paragraph" w:default="1" w:styleId="Normal">
     <w:name w:val="Normal"/>
     <w:qFormat/>
   </w:style>
-  <w:style w:type="character" w:default="1" w:styleId="a0">
+  <w:style w:type="character" w:default="1" w:styleId="DefaultParagraphFont">
     <w:name w:val="Default Paragraph Font"/>
     <w:uiPriority w:val="1"/>
     <w:semiHidden/>
     <w:unhideWhenUsed/>
   </w:style>
-  <w:style w:type="table" w:default="1" w:styleId="a1">
+  <w:style w:type="table" w:default="1" w:styleId="TableNormal">
     <w:name w:val="Normal Table"/>
     <w:uiPriority w:val="99"/>
     <w:semiHidden/>
@@ -1448,7 +1528,7 @@
       </w:tblCellMar>
     </w:tblPr>
   </w:style>
-  <w:style w:type="numbering" w:default="1" w:styleId="a2">
+  <w:style w:type="numbering" w:default="1" w:styleId="NoList">
     <w:name w:val="No List"/>
     <w:uiPriority w:val="99"/>
     <w:semiHidden/>

--- a/HRCP-KKU-Academic/src/main/resources/templates/docx/doc_7.docx
+++ b/HRCP-KKU-Academic/src/main/resources/templates/docx/doc_7.docx
@@ -94,6 +94,7 @@
     <w:p>
       <w:pPr>
         <w:spacing w:after="0"/>
+        <w:jc w:val="thaiDistribute"/>
         <w:rPr>
           <w:rFonts w:ascii="TH Sarabun New" w:hAnsi="TH Sarabun New" w:cs="TH Sarabun New"/>
           <w:sz w:val="24"/>
@@ -205,6 +206,7 @@
         <w:tabs>
           <w:tab w:val="left" w:pos="4820"/>
         </w:tabs>
+        <w:jc w:val="thaiDistribute"/>
         <w:rPr>
           <w:rFonts w:ascii="TH Sarabun New" w:hAnsi="TH Sarabun New" w:cs="TH Sarabun New"/>
           <w:sz w:val="24"/>
@@ -1110,6 +1112,7 @@
           <w:p>
             <w:pPr>
               <w:spacing w:after="0"/>
+              <w:jc w:val="thaiDistribute"/>
               <w:rPr>
                 <w:rFonts w:ascii="TH Sarabun New" w:hAnsi="TH Sarabun New" w:cs="TH Sarabun New"/>
                 <w:sz w:val="24"/>
@@ -1380,6 +1383,7 @@
           <w:p>
             <w:pPr>
               <w:spacing w:after="0"/>
+              <w:jc w:val="thaiDistribute"/>
               <w:rPr>
                 <w:rFonts w:ascii="TH Sarabun New" w:hAnsi="TH Sarabun New" w:cs="TH Sarabun New"/>
                 <w:sz w:val="24"/>
@@ -1759,6 +1763,7 @@
           <w:p>
             <w:pPr>
               <w:spacing w:after="0"/>
+              <w:jc w:val="thaiDistribute"/>
               <w:rPr>
                 <w:rFonts w:ascii="TH Sarabun New" w:hAnsi="TH Sarabun New" w:cs="TH Sarabun New"/>
                 <w:sz w:val="20"/>
@@ -1863,6 +1868,7 @@
           <w:p>
             <w:pPr>
               <w:spacing w:after="0"/>
+              <w:jc w:val="thaiDistribute"/>
               <w:rPr>
                 <w:rFonts w:ascii="TH Sarabun New" w:hAnsi="TH Sarabun New" w:cs="TH Sarabun New"/>
                 <w:sz w:val="20"/>
@@ -2032,6 +2038,7 @@
           <w:p>
             <w:pPr>
               <w:spacing w:after="0"/>
+              <w:jc w:val="thaiDistribute"/>
               <w:rPr>
                 <w:rFonts w:ascii="TH Sarabun New" w:hAnsi="TH Sarabun New" w:cs="TH Sarabun New"/>
                 <w:sz w:val="24"/>
@@ -2167,6 +2174,7 @@
           <w:p>
             <w:pPr>
               <w:spacing w:after="0"/>
+              <w:jc w:val="thaiDistribute"/>
               <w:rPr>
                 <w:rFonts w:ascii="TH Sarabun New" w:hAnsi="TH Sarabun New" w:cs="TH Sarabun New"/>
                 <w:sz w:val="24"/>
@@ -2453,6 +2461,7 @@
           <w:p>
             <w:pPr>
               <w:spacing w:after="0"/>
+              <w:jc w:val="thaiDistribute"/>
               <w:rPr>
                 <w:rFonts w:ascii="TH Sarabun New" w:hAnsi="TH Sarabun New" w:cs="TH Sarabun New"/>
                 <w:sz w:val="20"/>
@@ -2490,6 +2499,7 @@
           <w:p>
             <w:pPr>
               <w:spacing w:after="0"/>
+              <w:jc w:val="thaiDistribute"/>
               <w:rPr>
                 <w:rFonts w:ascii="TH Sarabun New" w:hAnsi="TH Sarabun New" w:cs="TH Sarabun New"/>
                 <w:sz w:val="20"/>
@@ -2659,6 +2669,7 @@
           <w:p>
             <w:pPr>
               <w:spacing w:after="0"/>
+              <w:jc w:val="thaiDistribute"/>
               <w:rPr>
                 <w:rFonts w:ascii="TH Sarabun New" w:hAnsi="TH Sarabun New" w:cs="TH Sarabun New"/>
                 <w:sz w:val="24"/>
@@ -2678,6 +2689,7 @@
           <w:p>
             <w:pPr>
               <w:spacing w:after="0"/>
+              <w:jc w:val="thaiDistribute"/>
               <w:rPr>
                 <w:rFonts w:ascii="TH Sarabun New" w:hAnsi="TH Sarabun New" w:cs="TH Sarabun New"/>
                 <w:sz w:val="24"/>
@@ -2898,6 +2910,7 @@
           <w:p>
             <w:pPr>
               <w:spacing w:after="0"/>
+              <w:jc w:val="thaiDistribute"/>
               <w:rPr>
                 <w:rFonts w:ascii="TH Sarabun New" w:hAnsi="TH Sarabun New" w:cs="TH Sarabun New"/>
                 <w:sz w:val="20"/>
@@ -2935,6 +2948,7 @@
           <w:p>
             <w:pPr>
               <w:spacing w:after="0"/>
+              <w:jc w:val="thaiDistribute"/>
               <w:rPr>
                 <w:rFonts w:ascii="TH Sarabun New" w:hAnsi="TH Sarabun New" w:cs="TH Sarabun New"/>
                 <w:sz w:val="20"/>
@@ -3204,6 +3218,7 @@
     <w:p>
       <w:pPr>
         <w:spacing w:before="240" w:after="0"/>
+        <w:jc w:val="thaiDistribute"/>
         <w:rPr>
           <w:rFonts w:ascii="TH Sarabun New" w:hAnsi="TH Sarabun New" w:cs="TH Sarabun New"/>
           <w:szCs w:val="22"/>
@@ -3382,6 +3397,7 @@
     <w:p>
       <w:pPr>
         <w:spacing w:after="0"/>
+        <w:jc w:val="thaiDistribute"/>
         <w:rPr>
           <w:rFonts w:ascii="TH Sarabun New" w:hAnsi="TH Sarabun New" w:cs="TH Sarabun New"/>
           <w:sz w:val="20"/>
@@ -3469,6 +3485,7 @@
     <w:p>
       <w:pPr>
         <w:spacing w:after="0"/>
+        <w:jc w:val="thaiDistribute"/>
         <w:rPr>
           <w:rFonts w:ascii="TH Sarabun New" w:hAnsi="TH Sarabun New" w:cs="TH Sarabun New"/>
           <w:sz w:val="20"/>
@@ -4167,6 +4184,7 @@
     <w:p>
       <w:pPr>
         <w:spacing w:after="0"/>
+        <w:jc w:val="thaiDistribute"/>
         <w:rPr>
           <w:rFonts w:ascii="TH Sarabun New" w:hAnsi="TH Sarabun New" w:cs="TH Sarabun New"/>
           <w:sz w:val="20"/>
@@ -4368,6 +4386,7 @@
     <w:p>
       <w:pPr>
         <w:spacing w:after="0"/>
+        <w:jc w:val="thaiDistribute"/>
         <w:rPr>
           <w:rFonts w:ascii="TH Sarabun New" w:hAnsi="TH Sarabun New" w:cs="TH Sarabun New"/>
           <w:sz w:val="20"/>
@@ -4404,6 +4423,7 @@
     <w:p>
       <w:pPr>
         <w:spacing w:after="0"/>
+        <w:jc w:val="thaiDistribute"/>
         <w:rPr>
           <w:rFonts w:ascii="TH Sarabun New" w:hAnsi="TH Sarabun New" w:cs="TH Sarabun New"/>
           <w:sz w:val="20"/>
@@ -4441,6 +4461,7 @@
     <w:p>
       <w:pPr>
         <w:spacing w:after="0"/>
+        <w:jc w:val="thaiDistribute"/>
         <w:rPr>
           <w:rFonts w:ascii="TH Sarabun New" w:hAnsi="TH Sarabun New" w:cs="TH Sarabun New"/>
           <w:sz w:val="20"/>
@@ -4477,6 +4498,7 @@
     <w:p>
       <w:pPr>
         <w:spacing w:after="0" w:line="240" w:lineRule="auto"/>
+        <w:jc w:val="thaiDistribute"/>
         <w:rPr>
           <w:rFonts w:ascii="TH Sarabun New" w:hAnsi="TH Sarabun New" w:cs="TH Sarabun New"/>
           <w:sz w:val="20"/>
@@ -4530,6 +4552,7 @@
     <w:p>
       <w:pPr>
         <w:spacing w:after="0" w:line="240" w:lineRule="auto"/>
+        <w:jc w:val="thaiDistribute"/>
         <w:rPr>
           <w:rFonts w:ascii="TH Sarabun New" w:hAnsi="TH Sarabun New" w:cs="TH Sarabun New"/>
           <w:szCs w:val="22"/>
